--- a/Hello.docx
+++ b/Hello.docx
@@ -13,6 +13,12 @@
           <w:lang w:val="en-US"/>
         </w:rPr>
         <w:t>Hello, My name is Sathish Maran</w:t>
+      </w:r>
+      <w:r>
+        <w:rPr>
+          <w:lang w:val="en-US"/>
+        </w:rPr>
+        <w:t>. How are you</w:t>
       </w:r>
     </w:p>
     <w:sectPr>

--- a/Hello.docx
+++ b/Hello.docx
@@ -19,6 +19,12 @@
           <w:lang w:val="en-US"/>
         </w:rPr>
         <w:t>. How are you</w:t>
+      </w:r>
+      <w:r>
+        <w:rPr>
+          <w:lang w:val="en-US"/>
+        </w:rPr>
+        <w:t>. I am fi9</w:t>
       </w:r>
     </w:p>
     <w:sectPr>
